--- a/resumes/JohnOgden.docx
+++ b/resumes/JohnOgden.docx
@@ -5,25 +5,40 @@
     <w:p>
       <w:pPr>
         <w:rPr>
+          <w:rFonts w:ascii="Times New Roman" w:hAnsi="Times New Roman" w:cs="Times New Roman"/>
           <w:b/>
           <w:bCs/>
-          <w:sz w:val="28"/>
-          <w:szCs w:val="28"/>
+          <w:sz w:val="32"/>
+          <w:szCs w:val="32"/>
         </w:rPr>
       </w:pPr>
       <w:r>
         <w:rPr>
+          <w:rFonts w:ascii="Times New Roman" w:hAnsi="Times New Roman" w:cs="Times New Roman"/>
           <w:b/>
           <w:bCs/>
-          <w:sz w:val="28"/>
-          <w:szCs w:val="28"/>
-        </w:rPr>
-        <w:t>JOHN OGDEN</w:t>
+          <w:sz w:val="32"/>
+          <w:szCs w:val="32"/>
+        </w:rPr>
+        <w:t xml:space="preserve">JOHN </w:t>
+      </w:r>
+      <w:bookmarkStart w:id="0" w:name="_GoBack"/>
+      <w:bookmarkEnd w:id="0"/>
+      <w:r>
+        <w:rPr>
+          <w:rFonts w:ascii="Times New Roman" w:hAnsi="Times New Roman" w:cs="Times New Roman"/>
+          <w:b/>
+          <w:bCs/>
+          <w:sz w:val="32"/>
+          <w:szCs w:val="32"/>
+        </w:rPr>
+        <w:t>OGDEN</w:t>
       </w:r>
     </w:p>
     <w:p>
       <w:pPr>
         <w:rPr>
+          <w:rFonts w:ascii="Times New Roman" w:hAnsi="Times New Roman" w:cs="Times New Roman"/>
           <w:b/>
           <w:bCs/>
           <w:sz w:val="28"/>
@@ -34,31 +49,33 @@
     <w:p>
       <w:pPr>
         <w:rPr>
-          <w:sz w:val="22"/>
-          <w:szCs w:val="22"/>
+          <w:rFonts w:ascii="Times New Roman" w:hAnsi="Times New Roman" w:cs="Times New Roman"/>
+          <w:sz w:val="28"/>
+          <w:szCs w:val="28"/>
         </w:rPr>
       </w:pPr>
       <w:r>
         <w:rPr>
-          <w:sz w:val="22"/>
-          <w:szCs w:val="22"/>
+          <w:rFonts w:ascii="Times New Roman" w:hAnsi="Times New Roman" w:cs="Times New Roman"/>
+          <w:sz w:val="28"/>
+          <w:szCs w:val="28"/>
         </w:rPr>
         <w:t>Men’s Major Fastpitch Softball Sportswriter for Cedar Rapids Gazette</w:t>
       </w:r>
-      <w:bookmarkStart w:id="0" w:name="_GoBack"/>
-      <w:bookmarkEnd w:id="0"/>
     </w:p>
     <w:p>
       <w:pPr>
         <w:rPr>
-          <w:sz w:val="22"/>
-          <w:szCs w:val="22"/>
+          <w:rFonts w:ascii="Times New Roman" w:hAnsi="Times New Roman" w:cs="Times New Roman"/>
+          <w:sz w:val="28"/>
+          <w:szCs w:val="28"/>
         </w:rPr>
       </w:pPr>
       <w:r>
         <w:rPr>
-          <w:sz w:val="22"/>
-          <w:szCs w:val="22"/>
+          <w:rFonts w:ascii="Times New Roman" w:hAnsi="Times New Roman" w:cs="Times New Roman"/>
+          <w:sz w:val="28"/>
+          <w:szCs w:val="28"/>
         </w:rPr>
         <w:t>Covered fastpitch amateur softball starting in 1981</w:t>
       </w:r>
@@ -66,14 +83,16 @@
     <w:p>
       <w:pPr>
         <w:rPr>
-          <w:sz w:val="22"/>
-          <w:szCs w:val="22"/>
+          <w:rFonts w:ascii="Times New Roman" w:hAnsi="Times New Roman" w:cs="Times New Roman"/>
+          <w:sz w:val="28"/>
+          <w:szCs w:val="28"/>
         </w:rPr>
       </w:pPr>
       <w:r>
         <w:rPr>
-          <w:sz w:val="22"/>
-          <w:szCs w:val="22"/>
+          <w:rFonts w:ascii="Times New Roman" w:hAnsi="Times New Roman" w:cs="Times New Roman"/>
+          <w:sz w:val="28"/>
+          <w:szCs w:val="28"/>
         </w:rPr>
         <w:t>Initial primary focus was the Cedar Rapids Men’s Major Fastpitch Softball League</w:t>
       </w:r>
@@ -81,28 +100,32 @@
     <w:p>
       <w:pPr>
         <w:rPr>
-          <w:sz w:val="22"/>
-          <w:szCs w:val="22"/>
+          <w:rFonts w:ascii="Times New Roman" w:hAnsi="Times New Roman" w:cs="Times New Roman"/>
+          <w:sz w:val="28"/>
+          <w:szCs w:val="28"/>
         </w:rPr>
       </w:pPr>
       <w:r>
         <w:rPr>
-          <w:sz w:val="22"/>
-          <w:szCs w:val="22"/>
+          <w:rFonts w:ascii="Times New Roman" w:hAnsi="Times New Roman" w:cs="Times New Roman"/>
+          <w:sz w:val="28"/>
+          <w:szCs w:val="28"/>
         </w:rPr>
         <w:t>Games were played every night of the mid-week and along with articles written for the Gazette</w:t>
       </w:r>
       <w:r>
         <w:rPr>
-          <w:sz w:val="22"/>
-          <w:szCs w:val="22"/>
+          <w:rFonts w:ascii="Times New Roman" w:hAnsi="Times New Roman" w:cs="Times New Roman"/>
+          <w:sz w:val="28"/>
+          <w:szCs w:val="28"/>
         </w:rPr>
         <w:t>,</w:t>
       </w:r>
       <w:r>
         <w:rPr>
-          <w:sz w:val="22"/>
-          <w:szCs w:val="22"/>
+          <w:rFonts w:ascii="Times New Roman" w:hAnsi="Times New Roman" w:cs="Times New Roman"/>
+          <w:sz w:val="28"/>
+          <w:szCs w:val="28"/>
         </w:rPr>
         <w:t xml:space="preserve"> John also performed PA announcement along with official scoring duties for each game</w:t>
       </w:r>
@@ -110,21 +133,24 @@
     <w:p>
       <w:pPr>
         <w:rPr>
-          <w:sz w:val="22"/>
-          <w:szCs w:val="22"/>
+          <w:rFonts w:ascii="Times New Roman" w:hAnsi="Times New Roman" w:cs="Times New Roman"/>
+          <w:sz w:val="28"/>
+          <w:szCs w:val="28"/>
         </w:rPr>
       </w:pPr>
       <w:r>
         <w:rPr>
-          <w:sz w:val="22"/>
-          <w:szCs w:val="22"/>
+          <w:rFonts w:ascii="Times New Roman" w:hAnsi="Times New Roman" w:cs="Times New Roman"/>
+          <w:sz w:val="28"/>
+          <w:szCs w:val="28"/>
         </w:rPr>
         <w:t>Compiled statistics for the league and intermittently reported standings primarily in batting averages along with pitching records in Gazette articles</w:t>
       </w:r>
       <w:r>
         <w:rPr>
-          <w:sz w:val="22"/>
-          <w:szCs w:val="22"/>
+          <w:rFonts w:ascii="Times New Roman" w:hAnsi="Times New Roman" w:cs="Times New Roman"/>
+          <w:sz w:val="28"/>
+          <w:szCs w:val="28"/>
         </w:rPr>
         <w:t xml:space="preserve"> throughout the season</w:t>
       </w:r>
@@ -132,14 +158,16 @@
     <w:p>
       <w:pPr>
         <w:rPr>
-          <w:sz w:val="22"/>
-          <w:szCs w:val="22"/>
+          <w:rFonts w:ascii="Times New Roman" w:hAnsi="Times New Roman" w:cs="Times New Roman"/>
+          <w:sz w:val="28"/>
+          <w:szCs w:val="28"/>
         </w:rPr>
       </w:pPr>
       <w:r>
         <w:rPr>
-          <w:sz w:val="22"/>
-          <w:szCs w:val="22"/>
+          <w:rFonts w:ascii="Times New Roman" w:hAnsi="Times New Roman" w:cs="Times New Roman"/>
+          <w:sz w:val="28"/>
+          <w:szCs w:val="28"/>
         </w:rPr>
         <w:t xml:space="preserve">Wrote a weekly softball notebook during the season including a very popular preseason preview of the Major Open teams to start the season coverage </w:t>
       </w:r>
@@ -147,14 +175,16 @@
     <w:p>
       <w:pPr>
         <w:rPr>
-          <w:sz w:val="22"/>
-          <w:szCs w:val="22"/>
+          <w:rFonts w:ascii="Times New Roman" w:hAnsi="Times New Roman" w:cs="Times New Roman"/>
+          <w:sz w:val="28"/>
+          <w:szCs w:val="28"/>
         </w:rPr>
       </w:pPr>
       <w:r>
         <w:rPr>
-          <w:sz w:val="22"/>
-          <w:szCs w:val="22"/>
+          <w:rFonts w:ascii="Times New Roman" w:hAnsi="Times New Roman" w:cs="Times New Roman"/>
+          <w:sz w:val="28"/>
+          <w:szCs w:val="28"/>
         </w:rPr>
         <w:t>Performed consistent Gazette articles on player performances throughout the season which included year end interviews with the top pitching and hitting finishers</w:t>
       </w:r>
@@ -162,79 +192,90 @@
     <w:p>
       <w:pPr>
         <w:rPr>
-          <w:sz w:val="22"/>
-          <w:szCs w:val="22"/>
+          <w:rFonts w:ascii="Times New Roman" w:hAnsi="Times New Roman" w:cs="Times New Roman"/>
+          <w:sz w:val="28"/>
+          <w:szCs w:val="28"/>
         </w:rPr>
       </w:pPr>
       <w:r>
         <w:rPr>
-          <w:sz w:val="22"/>
-          <w:szCs w:val="22"/>
+          <w:rFonts w:ascii="Times New Roman" w:hAnsi="Times New Roman" w:cs="Times New Roman"/>
+          <w:sz w:val="28"/>
+          <w:szCs w:val="28"/>
         </w:rPr>
         <w:t>Covered in his 40 plus year career with the Gazette</w:t>
       </w:r>
       <w:r>
         <w:rPr>
-          <w:sz w:val="22"/>
-          <w:szCs w:val="22"/>
+          <w:rFonts w:ascii="Times New Roman" w:hAnsi="Times New Roman" w:cs="Times New Roman"/>
+          <w:sz w:val="28"/>
+          <w:szCs w:val="28"/>
         </w:rPr>
         <w:t xml:space="preserve"> </w:t>
       </w:r>
       <w:proofErr w:type="gramStart"/>
       <w:r>
         <w:rPr>
-          <w:sz w:val="22"/>
-          <w:szCs w:val="22"/>
+          <w:rFonts w:ascii="Times New Roman" w:hAnsi="Times New Roman" w:cs="Times New Roman"/>
+          <w:sz w:val="28"/>
+          <w:szCs w:val="28"/>
         </w:rPr>
         <w:t>( including</w:t>
       </w:r>
       <w:proofErr w:type="gramEnd"/>
       <w:r>
         <w:rPr>
-          <w:sz w:val="22"/>
-          <w:szCs w:val="22"/>
+          <w:rFonts w:ascii="Times New Roman" w:hAnsi="Times New Roman" w:cs="Times New Roman"/>
+          <w:sz w:val="28"/>
+          <w:szCs w:val="28"/>
         </w:rPr>
         <w:t xml:space="preserve"> being</w:t>
       </w:r>
       <w:r>
         <w:rPr>
-          <w:sz w:val="22"/>
-          <w:szCs w:val="22"/>
+          <w:rFonts w:ascii="Times New Roman" w:hAnsi="Times New Roman" w:cs="Times New Roman"/>
+          <w:sz w:val="28"/>
+          <w:szCs w:val="28"/>
         </w:rPr>
         <w:t xml:space="preserve"> promoted to Sports Editor ) </w:t>
       </w:r>
       <w:r>
         <w:rPr>
-          <w:sz w:val="22"/>
-          <w:szCs w:val="22"/>
+          <w:rFonts w:ascii="Times New Roman" w:hAnsi="Times New Roman" w:cs="Times New Roman"/>
+          <w:sz w:val="28"/>
+          <w:szCs w:val="28"/>
         </w:rPr>
         <w:t xml:space="preserve"> writing about all forms of amateur softball which included coverage of yearly district, state and </w:t>
       </w:r>
       <w:r>
         <w:rPr>
-          <w:sz w:val="22"/>
-          <w:szCs w:val="22"/>
+          <w:rFonts w:ascii="Times New Roman" w:hAnsi="Times New Roman" w:cs="Times New Roman"/>
+          <w:sz w:val="28"/>
+          <w:szCs w:val="28"/>
         </w:rPr>
         <w:t>N</w:t>
       </w:r>
       <w:r>
         <w:rPr>
-          <w:sz w:val="22"/>
-          <w:szCs w:val="22"/>
+          <w:rFonts w:ascii="Times New Roman" w:hAnsi="Times New Roman" w:cs="Times New Roman"/>
+          <w:sz w:val="28"/>
+          <w:szCs w:val="28"/>
         </w:rPr>
         <w:t xml:space="preserve">ational </w:t>
       </w:r>
       <w:r>
         <w:rPr>
-          <w:sz w:val="22"/>
-          <w:szCs w:val="22"/>
+          <w:rFonts w:ascii="Times New Roman" w:hAnsi="Times New Roman" w:cs="Times New Roman"/>
+          <w:sz w:val="28"/>
+          <w:szCs w:val="28"/>
         </w:rPr>
         <w:t xml:space="preserve">/ World </w:t>
       </w:r>
       <w:r>
         <w:rPr>
-          <w:sz w:val="22"/>
-          <w:szCs w:val="22"/>
+          <w:rFonts w:ascii="Times New Roman" w:hAnsi="Times New Roman" w:cs="Times New Roman"/>
+          <w:sz w:val="28"/>
+          <w:szCs w:val="28"/>
         </w:rPr>
         <w:t>fastpitch tournaments</w:t>
       </w:r>
@@ -242,67 +283,76 @@
     <w:p>
       <w:pPr>
         <w:rPr>
-          <w:sz w:val="22"/>
-          <w:szCs w:val="22"/>
+          <w:rFonts w:ascii="Times New Roman" w:hAnsi="Times New Roman" w:cs="Times New Roman"/>
+          <w:sz w:val="28"/>
+          <w:szCs w:val="28"/>
         </w:rPr>
       </w:pPr>
       <w:r>
         <w:rPr>
-          <w:sz w:val="22"/>
-          <w:szCs w:val="22"/>
+          <w:rFonts w:ascii="Times New Roman" w:hAnsi="Times New Roman" w:cs="Times New Roman"/>
+          <w:sz w:val="28"/>
+          <w:szCs w:val="28"/>
         </w:rPr>
         <w:t xml:space="preserve">Covered and reported the entire 1987 ISC World Tournament won by </w:t>
       </w:r>
       <w:proofErr w:type="spellStart"/>
       <w:r>
         <w:rPr>
-          <w:sz w:val="22"/>
-          <w:szCs w:val="22"/>
+          <w:rFonts w:ascii="Times New Roman" w:hAnsi="Times New Roman" w:cs="Times New Roman"/>
+          <w:sz w:val="28"/>
+          <w:szCs w:val="28"/>
         </w:rPr>
         <w:t>Teleconnect</w:t>
       </w:r>
       <w:proofErr w:type="spellEnd"/>
       <w:r>
         <w:rPr>
-          <w:sz w:val="22"/>
-          <w:szCs w:val="22"/>
+          <w:rFonts w:ascii="Times New Roman" w:hAnsi="Times New Roman" w:cs="Times New Roman"/>
+          <w:sz w:val="28"/>
+          <w:szCs w:val="28"/>
         </w:rPr>
         <w:t xml:space="preserve"> from Cedar Rapids Iowa which took place in Saskatoon, Saskatchewan Canada which featured First Team </w:t>
       </w:r>
       <w:proofErr w:type="spellStart"/>
       <w:r>
         <w:rPr>
-          <w:sz w:val="22"/>
-          <w:szCs w:val="22"/>
+          <w:rFonts w:ascii="Times New Roman" w:hAnsi="Times New Roman" w:cs="Times New Roman"/>
+          <w:sz w:val="28"/>
+          <w:szCs w:val="28"/>
         </w:rPr>
         <w:t>All World</w:t>
       </w:r>
       <w:proofErr w:type="spellEnd"/>
       <w:r>
         <w:rPr>
-          <w:sz w:val="22"/>
-          <w:szCs w:val="22"/>
+          <w:rFonts w:ascii="Times New Roman" w:hAnsi="Times New Roman" w:cs="Times New Roman"/>
+          <w:sz w:val="28"/>
+          <w:szCs w:val="28"/>
         </w:rPr>
         <w:t xml:space="preserve"> </w:t>
       </w:r>
       <w:r>
         <w:rPr>
-          <w:sz w:val="22"/>
-          <w:szCs w:val="22"/>
+          <w:rFonts w:ascii="Times New Roman" w:hAnsi="Times New Roman" w:cs="Times New Roman"/>
+          <w:sz w:val="28"/>
+          <w:szCs w:val="28"/>
         </w:rPr>
         <w:t xml:space="preserve">and MVP </w:t>
       </w:r>
       <w:r>
         <w:rPr>
-          <w:sz w:val="22"/>
-          <w:szCs w:val="22"/>
+          <w:rFonts w:ascii="Times New Roman" w:hAnsi="Times New Roman" w:cs="Times New Roman"/>
+          <w:sz w:val="28"/>
+          <w:szCs w:val="28"/>
         </w:rPr>
         <w:t>Pitcher</w:t>
       </w:r>
       <w:r>
         <w:rPr>
-          <w:sz w:val="22"/>
-          <w:szCs w:val="22"/>
+          <w:rFonts w:ascii="Times New Roman" w:hAnsi="Times New Roman" w:cs="Times New Roman"/>
+          <w:sz w:val="28"/>
+          <w:szCs w:val="28"/>
         </w:rPr>
         <w:t xml:space="preserve"> Michael White along with Second Team All World Hitting sluggers Jody Hennigar and Kevin Hartwig</w:t>
       </w:r>
@@ -310,14 +360,16 @@
     <w:p>
       <w:pPr>
         <w:rPr>
-          <w:sz w:val="22"/>
-          <w:szCs w:val="22"/>
+          <w:rFonts w:ascii="Times New Roman" w:hAnsi="Times New Roman" w:cs="Times New Roman"/>
+          <w:sz w:val="28"/>
+          <w:szCs w:val="28"/>
         </w:rPr>
       </w:pPr>
       <w:r>
         <w:rPr>
-          <w:sz w:val="22"/>
-          <w:szCs w:val="22"/>
+          <w:rFonts w:ascii="Times New Roman" w:hAnsi="Times New Roman" w:cs="Times New Roman"/>
+          <w:sz w:val="28"/>
+          <w:szCs w:val="28"/>
         </w:rPr>
         <w:t>The glory days of fastpitch softball were thrilling to John and he was a big fan and proponent of the game and the players and managers who took the field</w:t>
       </w:r>
@@ -325,28 +377,50 @@
     <w:p>
       <w:pPr>
         <w:rPr>
-          <w:sz w:val="22"/>
-          <w:szCs w:val="22"/>
+          <w:rFonts w:ascii="Times New Roman" w:hAnsi="Times New Roman" w:cs="Times New Roman"/>
+          <w:sz w:val="28"/>
+          <w:szCs w:val="28"/>
         </w:rPr>
       </w:pPr>
       <w:r>
         <w:rPr>
-          <w:sz w:val="22"/>
-          <w:szCs w:val="22"/>
-        </w:rPr>
-        <w:t>What is now USA Softball ( formerly ASA Softball ) Joh</w:t>
-      </w:r>
-      <w:r>
-        <w:rPr>
-          <w:sz w:val="22"/>
-          <w:szCs w:val="22"/>
+          <w:rFonts w:ascii="Times New Roman" w:hAnsi="Times New Roman" w:cs="Times New Roman"/>
+          <w:sz w:val="28"/>
+          <w:szCs w:val="28"/>
+        </w:rPr>
+        <w:t xml:space="preserve">What is now USA Softball </w:t>
+      </w:r>
+      <w:proofErr w:type="gramStart"/>
+      <w:r>
+        <w:rPr>
+          <w:rFonts w:ascii="Times New Roman" w:hAnsi="Times New Roman" w:cs="Times New Roman"/>
+          <w:sz w:val="28"/>
+          <w:szCs w:val="28"/>
+        </w:rPr>
+        <w:t>( formerly</w:t>
+      </w:r>
+      <w:proofErr w:type="gramEnd"/>
+      <w:r>
+        <w:rPr>
+          <w:rFonts w:ascii="Times New Roman" w:hAnsi="Times New Roman" w:cs="Times New Roman"/>
+          <w:sz w:val="28"/>
+          <w:szCs w:val="28"/>
+        </w:rPr>
+        <w:t xml:space="preserve"> ASA Softball ) Joh</w:t>
+      </w:r>
+      <w:r>
+        <w:rPr>
+          <w:rFonts w:ascii="Times New Roman" w:hAnsi="Times New Roman" w:cs="Times New Roman"/>
+          <w:sz w:val="28"/>
+          <w:szCs w:val="28"/>
         </w:rPr>
         <w:t>n</w:t>
       </w:r>
       <w:r>
         <w:rPr>
-          <w:sz w:val="22"/>
-          <w:szCs w:val="22"/>
+          <w:rFonts w:ascii="Times New Roman" w:hAnsi="Times New Roman" w:cs="Times New Roman"/>
+          <w:sz w:val="28"/>
+          <w:szCs w:val="28"/>
         </w:rPr>
         <w:t xml:space="preserve"> was recognized with awards for coverage and columns of his softball journalistic work</w:t>
       </w:r>
@@ -355,8 +429,9 @@
       <w:pPr>
         <w:jc w:val="center"/>
         <w:rPr>
-          <w:sz w:val="22"/>
-          <w:szCs w:val="22"/>
+          <w:rFonts w:ascii="Times New Roman" w:hAnsi="Times New Roman" w:cs="Times New Roman"/>
+          <w:sz w:val="28"/>
+          <w:szCs w:val="28"/>
         </w:rPr>
       </w:pPr>
     </w:p>
